--- a/protection-order-extension/01_בקשה_להארכת_צו_הגנה.docx
+++ b/protection-order-extension/01_בקשה_להארכת_צו_הגנה.docx
@@ -202,7 +202,7 @@
           <w:u w:val="double"/>
           <w:rtl/>
         </w:rPr>
-        <w:t xml:space="preserve">בקשה להארכת תוקפו של צו הגנה</w:t>
+        <w:t xml:space="preserve">בקשה דחופה להארכת תוקפו של צו הגנה</w:t>
       </w:r>
     </w:p>
     <w:p>
@@ -238,27 +238,7 @@
           <w:szCs w:val="24"/>
           <w:rtl/>
         </w:rPr>
-        <w:t xml:space="preserve">בית המשפט הנכבד מתבקש בזאת להאריך בשלושה חודשים נוספים את תוקפו של צו ההגנה שניתן כנגד המשיב ביום 11.3.2026 ופוקע ביום 16.9.2026 — עד ליום 16.12.2026, על כל תנאיו; וכן לקבוע דיון דחוף בטרם יפקע הצו. ואלו נימוקי הבקשה:</w:t>
-      </w:r>
-    </w:p>
-    <w:p>
-      <w:pPr>
-        <w:bidi/>
-        <w:keepNext/>
-        <w:spacing w:after="120" w:before="240" w:line="360" w:lineRule="auto"/>
-        <w:jc w:val="start"/>
-      </w:pPr>
-      <w:r>
-        <w:rPr>
-          <w:rFonts w:ascii="David" w:cs="David" w:eastAsia="David" w:hAnsi="David"/>
-          <w:b/>
-          <w:bCs/>
-          <w:sz w:val="24"/>
-          <w:szCs w:val="24"/>
-          <w:u w:val="single"/>
-          <w:rtl/>
-        </w:rPr>
-        <w:t xml:space="preserve">א. הרקע</w:t>
+        <w:t xml:space="preserve">בית המשפט הנכבד מתבקש בזאת להאריך בשלושה חודשים נוספים את תוקפו של צו ההגנה שניתן בעניינם של הצדדים ביום 12.3.2026, על כל תנאיו המגבילים, ולהורות כי יעמוד בתוקפו עד להכרעה בבקשה. ואלו נימוקי הבקשה:</w:t>
       </w:r>
     </w:p>
     <w:p>
@@ -281,7 +261,7 @@
           <w:szCs w:val="24"/>
           <w:rtl/>
         </w:rPr>
-        <w:t xml:space="preserve">המבקשת והמשיב היו בני זוג, ולהם ______ ילדים קטינים (להלן: "הקטינים"), המתגוררים עמה ובאחריותה. המשיב הוא "בן משפחה" כהגדרתו בסעיף 1 לחוק למניעת אלימות במשפחה, התשנ"א–1991 (להלן: "החוק"), והמבקשת מתגוררת בתחום שיפוט זה.</w:t>
+        <w:t xml:space="preserve">ביום 12.3.2026 נתן בית משפט נכבד זה צו הגנה בעניינם של הצדדים, לתקופה התחלתית בת 90 ימים, שתוקפו צפוי לפקוע ביום 15.6.2026 (להלן: "הצו"). העתק הצו מצ"ב כנספח א'.</w:t>
       </w:r>
     </w:p>
     <w:p>
@@ -304,27 +284,7 @@
           <w:szCs w:val="24"/>
           <w:rtl/>
         </w:rPr>
-        <w:t xml:space="preserve">ביום 11.3.2026 ניתן צו הגנה כנגד המשיב, ובו נאסר עליו __________, על יסוד __________. תוקפו פוקע ביום 16.9.2026 (מצ"ב כנספח א').</w:t>
-      </w:r>
-    </w:p>
-    <w:p>
-      <w:pPr>
-        <w:bidi/>
-        <w:keepNext/>
-        <w:spacing w:after="120" w:before="240" w:line="360" w:lineRule="auto"/>
-        <w:jc w:val="start"/>
-      </w:pPr>
-      <w:r>
-        <w:rPr>
-          <w:rFonts w:ascii="David" w:cs="David" w:eastAsia="David" w:hAnsi="David"/>
-          <w:b/>
-          <w:bCs/>
-          <w:sz w:val="24"/>
-          <w:szCs w:val="24"/>
-          <w:u w:val="single"/>
-          <w:rtl/>
-        </w:rPr>
-        <w:t xml:space="preserve">ב. הסכנה מן המשיב לא חלפה</w:t>
+        <w:t xml:space="preserve">המבקשת עותרת להארכת תוקף הצו בשלושה חודשים נוספים, להבטחת שלומה וביטחונה ושל הקטינים. טרם חלפה התקופה הכוללת המותרת בדין: סעיף 5 לחוק למניעת אלימות במשפחה, התשנ"א–1991, מסמיך את בית המשפט להאריך את תוקפו של צו הגנה מפעם לפעם, ובלבד שהתקופה הכוללת לא תעלה על שישה חודשים. ההארכה המבוקשת מצויה אפוא בגדרי סמכותו של בית המשפט הנכבד, ואין היא טעונה נימוקים מיוחדים.</w:t>
       </w:r>
     </w:p>
     <w:p>
@@ -347,7 +307,7 @@
           <w:szCs w:val="24"/>
           <w:rtl/>
         </w:rPr>
-        <w:t xml:space="preserve">מאז מתן הצו לא חל שינוי בנסיבות שבעטיין ניתן: המשיב לא נטל חלק בהליך טיפולי, לא הציג כל ראיה לשינוי בהתנהלותו, ולא הובא לידיעת המבקשת ולו טעם אחד שיש בו כדי ללמד כי הסכנה חלפה. יתרה מכך, __________ (מצ"ב כנספח ב').</w:t>
+        <w:t xml:space="preserve">מאז מתן הצו נשמר שקט יחסי, והמשיב אינו מתגורר בדירת הצדדים מאז אמצע שנת 2025. ודוק; השקט שנשמר הוא פרי הצו עצמו, וההארכה נועדה לשמר יציבות זו ולמנוע הישנות של אירועי העבר, אשר הובילו להליך הפלילי ולצו המקורי.</w:t>
       </w:r>
     </w:p>
     <w:p>
@@ -370,7 +330,7 @@
           <w:szCs w:val="24"/>
           <w:rtl/>
         </w:rPr>
-        <w:t xml:space="preserve">ודוק; השקט היחסי בתקופת תוקפו של הצו אינו מלמד כי הסכנה חלפה, כי אם על יעילותו. גם אם יטען המשיב כי בתקופה זו לא אירע דבר, קבלת הטענה משמעה כי דווקא הצלחתו של הצו תשמש עילה לביטולו — וזו תוצאה שאין הדעת סובלתה.</w:t>
+        <w:t xml:space="preserve">בין הצדדים אף מתנהל בבית משפט נכבד זה הליך למזונות קטינים, התלוי ועומד. קיומו של הליך פעיל בין הצדדים מחזק את הצורך בשמירת מסגרת יציבה ומוגנת עד להכרעה בו.</w:t>
       </w:r>
     </w:p>
     <w:p>
@@ -393,7 +353,7 @@
           <w:szCs w:val="24"/>
           <w:rtl/>
         </w:rPr>
-        <w:t xml:space="preserve">במקביל, נעדר המשיב משישה מפגשים שבועיים עם הקטינים במרכז הקשר "פל"א", שאת קיומם נטל על עצמו: בימים ______, ______, ______, ______, ______ ו-______. הודעותיו נמסרות שעות ספורות בטרם המפגש — ולא ימים מראש, כמתחייב ממסגרת מלווה — ובלא כל נימוק (מצ"ב אישור מרכז הקשר והעתקי ההודעות, כנספחים ג'–ד').</w:t>
+        <w:t xml:space="preserve">אין בהארכת הצו כדי למנוע קשר בין המשיב לקטינים. המבקשת מאפשרת את קיום המפגשים בתיאום עם גורמי הרווחה ומרכז הקשר "פל"א", בהתאם למתווה שעוגן בפרוטוקול הדיון מיום 12.3.2026 (מצ"ב כנספח ב'). עד כה התקיימו ארבעה מפגשים בלבד; מפגש אחד בוטל על ידי המשיב ומפגש נוסף בוטל על ידי המבקשת. אין בכך כדי לגרוע מנכונות המבקשת להמשיך ולקיים את המתווה שנקבע.</w:t>
       </w:r>
     </w:p>
     <w:p>
@@ -416,27 +376,7 @@
           <w:szCs w:val="24"/>
           <w:rtl/>
         </w:rPr>
-        <w:t xml:space="preserve">אין המדובר בעניין טכני: הקטינים מוכנים למפגש ומצפים לו, וביטול ברגע האחרון מותיר אותם מאוכזבים. מי שאינו מקיים מפגש שבועי אחד במסגרת מוגנת ומפוקחת, אינו יכול להישמע בטענה כי הסכנה שנשקפה ממנו חלפה.</w:t>
-      </w:r>
-    </w:p>
-    <w:p>
-      <w:pPr>
-        <w:bidi/>
-        <w:keepNext/>
-        <w:spacing w:after="120" w:before="240" w:line="360" w:lineRule="auto"/>
-        <w:jc w:val="start"/>
-      </w:pPr>
-      <w:r>
-        <w:rPr>
-          <w:rFonts w:ascii="David" w:cs="David" w:eastAsia="David" w:hAnsi="David"/>
-          <w:b/>
-          <w:bCs/>
-          <w:sz w:val="24"/>
-          <w:szCs w:val="24"/>
-          <w:u w:val="single"/>
-          <w:rtl/>
-        </w:rPr>
-        <w:t xml:space="preserve">ג. המסגרת המשפטית והסעד</w:t>
+        <w:t xml:space="preserve">פקיעת הצו בעיתוי הנוכחי עלולה לעורר מחדש מתיחות ולפגוע בתחושת המוגנות של המבקשת, המטופלת במרכז "תפנית" לנפגעות אלימות במשפחה, והמטפלת בשלושה ילדים רכים בשנים.</w:t>
       </w:r>
     </w:p>
     <w:p>
@@ -459,152 +399,7 @@
           <w:szCs w:val="24"/>
           <w:rtl/>
         </w:rPr>
-        <w:t xml:space="preserve">סעיף 5 לחוק קובע כי צו הגנה לא יעמוד בתוקפו תקופה העולה על שלושה חודשים; כי בית המשפט רשאי להאריכו מפעם לפעם, ובלבד שהתקופה הכוללת לא תעלה על שישה חודשים; ומנימוקים מיוחדים שיפורטו בהחלטה — לתקופה כוללת שלא תעלה על שנה.</w:t>
-      </w:r>
-    </w:p>
-    <w:p>
-      <w:pPr>
-        <w:pStyle w:val="ListParagraph"/>
-        <w:numPr>
-          <w:ilvl w:val="0"/>
-          <w:numId w:val="2"/>
-        </w:numPr>
-        <w:bidi/>
-        <w:spacing w:after="120" w:before="0" w:line="360" w:lineRule="auto"/>
-        <w:jc w:val="both"/>
-      </w:pPr>
-      <w:r>
-        <w:rPr>
-          <w:rFonts w:ascii="David" w:cs="David" w:eastAsia="David" w:hAnsi="David"/>
-          <w:b w:val="false"/>
-          <w:bCs w:val="false"/>
-          <w:sz w:val="24"/>
-          <w:szCs w:val="24"/>
-          <w:rtl/>
-        </w:rPr>
-        <w:t xml:space="preserve">התקופה הכוללת, עד ליום 16.12.2026, מצויה בגדרי התקופה המרבית ומחייבת נימוקים מיוחדים, ואלה בנמצא: הסכנה לא הוסרה; המשיב לא נקט בהליך טיפולי; התנהלותו במפגשים המלווים מלמדת על זלזול במסגרות; ובבית קטינים שטובתם שיקול-על.</w:t>
-      </w:r>
-    </w:p>
-    <w:p>
-      <w:pPr>
-        <w:pStyle w:val="ListParagraph"/>
-        <w:numPr>
-          <w:ilvl w:val="0"/>
-          <w:numId w:val="2"/>
-        </w:numPr>
-        <w:bidi/>
-        <w:spacing w:after="120" w:before="0" w:line="360" w:lineRule="auto"/>
-        <w:jc w:val="both"/>
-      </w:pPr>
-      <w:r>
-        <w:rPr>
-          <w:rFonts w:ascii="David" w:cs="David" w:eastAsia="David" w:hAnsi="David"/>
-          <w:b w:val="false"/>
-          <w:bCs w:val="false"/>
-          <w:sz w:val="24"/>
-          <w:szCs w:val="24"/>
-          <w:rtl/>
-        </w:rPr>
-        <w:t xml:space="preserve">תכליתו של הצו מניעתית, ועילותיו שבסעיף 3 לחוק נבחנות למועד ההכרעה. הנזק מפקיעת הצו בלתי הפיך, בעוד שהנזק למשיב מוגבל: הצו אינו שולל את קשרו עם הקטינים, המוסיף להתקיים במרכז הקשר, אלא מסדיר את גבולות ההתנהלות מול המבקשת.</w:t>
-      </w:r>
-    </w:p>
-    <w:p>
-      <w:pPr>
-        <w:pStyle w:val="ListParagraph"/>
-        <w:numPr>
-          <w:ilvl w:val="0"/>
-          <w:numId w:val="2"/>
-        </w:numPr>
-        <w:bidi/>
-        <w:spacing w:after="60" w:before="0" w:line="360" w:lineRule="auto"/>
-        <w:jc w:val="both"/>
-      </w:pPr>
-      <w:r>
-        <w:rPr>
-          <w:rFonts w:ascii="David" w:cs="David" w:eastAsia="David" w:hAnsi="David"/>
-          <w:b w:val="false"/>
-          <w:bCs w:val="false"/>
-          <w:sz w:val="24"/>
-          <w:szCs w:val="24"/>
-          <w:rtl/>
-        </w:rPr>
-        <w:t xml:space="preserve">אשר על כל המקובץ לעיל, מתבקש בית המשפט הנכבד:</w:t>
-      </w:r>
-    </w:p>
-    <w:p>
-      <w:pPr>
-        <w:bidi/>
-        <w:spacing w:after="60" w:before="0" w:line="360" w:lineRule="auto"/>
-        <w:ind w:left="850" w:hanging="340"/>
-        <w:jc w:val="both"/>
-      </w:pPr>
-      <w:r>
-        <w:rPr>
-          <w:rFonts w:ascii="David" w:cs="David" w:eastAsia="David" w:hAnsi="David"/>
-          <w:b w:val="false"/>
-          <w:bCs w:val="false"/>
-          <w:sz w:val="24"/>
-          <w:szCs w:val="24"/>
-          <w:rtl/>
-        </w:rPr>
-        <w:t xml:space="preserve">א.	להאריך את תוקפו של צו ההגנה מיום 11.3.2026 בשלושה חודשים נוספים, עד ליום 16.12.2026, על כל תנאיו.</w:t>
-      </w:r>
-    </w:p>
-    <w:p>
-      <w:pPr>
-        <w:bidi/>
-        <w:spacing w:after="60" w:before="0" w:line="360" w:lineRule="auto"/>
-        <w:ind w:left="850" w:hanging="340"/>
-        <w:jc w:val="both"/>
-      </w:pPr>
-      <w:r>
-        <w:rPr>
-          <w:rFonts w:ascii="David" w:cs="David" w:eastAsia="David" w:hAnsi="David"/>
-          <w:b w:val="false"/>
-          <w:bCs w:val="false"/>
-          <w:sz w:val="24"/>
-          <w:szCs w:val="24"/>
-          <w:rtl/>
-        </w:rPr>
-        <w:t xml:space="preserve">ב.	לקבוע דיון דחוף בבקשה בטרם יפקע הצו ביום 16.9.2026.</w:t>
-      </w:r>
-    </w:p>
-    <w:p>
-      <w:pPr>
-        <w:bidi/>
-        <w:spacing w:after="60" w:before="0" w:line="360" w:lineRule="auto"/>
-        <w:ind w:left="850" w:hanging="340"/>
-        <w:jc w:val="both"/>
-      </w:pPr>
-      <w:r>
-        <w:rPr>
-          <w:rFonts w:ascii="David" w:cs="David" w:eastAsia="David" w:hAnsi="David"/>
-          <w:b w:val="false"/>
-          <w:bCs w:val="false"/>
-          <w:sz w:val="24"/>
-          <w:szCs w:val="24"/>
-          <w:rtl/>
-        </w:rPr>
-        <w:t xml:space="preserve">ג.	להורות למשיב לקיים את המפגשים כסדרם ולהודיע על היעדרות 48 שעות מראש בצירוף נימוק, ולמרכז הקשר — לדווח על המפגשים שהתקיימו ושבוטלו.</w:t>
-      </w:r>
-    </w:p>
-    <w:p>
-      <w:pPr>
-        <w:bidi/>
-        <w:spacing w:after="60" w:before="0" w:line="360" w:lineRule="auto"/>
-        <w:ind w:left="850" w:hanging="340"/>
-        <w:jc w:val="both"/>
-      </w:pPr>
-      <w:r>
-        <w:rPr>
-          <w:rFonts w:ascii="David" w:cs="David" w:eastAsia="David" w:hAnsi="David"/>
-          <w:b w:val="false"/>
-          <w:bCs w:val="false"/>
-          <w:sz w:val="24"/>
-          <w:szCs w:val="24"/>
-          <w:rtl/>
-        </w:rPr>
-        <w:t xml:space="preserve">ד.	לחייב את המשיב בהוצאות, וליתן כל סעד אחר שיימצא לנכון.</w:t>
+        <w:t xml:space="preserve">אשר על כן, מתבקש בית המשפט הנכבד להאריך את תוקף הצו כמבוקש; להורות כי יוותר על כנו עד להכרעה בבקשה; וכי כל יתר התנאים המגבילים שנקבעו בצו המקורי — לרבות האיסורים על הטרדה, בילוש ומעקב — יוסיפו לחול כלשונם לאורך תקופת ההארכה.</w:t>
       </w:r>
     </w:p>
     <w:p>

--- a/protection-order-extension/01_בקשה_להארכת_צו_הגנה.docx
+++ b/protection-order-extension/01_בקשה_להארכת_צו_הגנה.docx
@@ -261,7 +261,7 @@
           <w:szCs w:val="24"/>
           <w:rtl/>
         </w:rPr>
-        <w:t xml:space="preserve">ביום 12.3.2026 נתן בית משפט נכבד זה צו הגנה בעניינם של הצדדים, לתקופה התחלתית בת 90 ימים, שתוקפו צפוי לפקוע ביום 15.6.2026 (להלן: "הצו"). העתק הצו מצ"ב כנספח א'.</w:t>
+        <w:t xml:space="preserve">ביום 12.3.2026 נתן בית משפט נכבד זה צו הגנה בעניינם של הצדדים, לתקופה התחלתית בת 90 ימים; בתום תקופה זו הוארך תוקפו של הצו בשלושה חודשים נוספים, והוא צפוי לפקוע ביום 15.9.2026.</w:t>
       </w:r>
     </w:p>
     <w:p>
@@ -284,7 +284,7 @@
           <w:szCs w:val="24"/>
           <w:rtl/>
         </w:rPr>
-        <w:t xml:space="preserve">המבקשת עותרת להארכת תוקף הצו בשלושה חודשים נוספים, להבטחת שלומה וביטחונה ושל הקטינים. טרם חלפה התקופה הכוללת המותרת בדין: סעיף 5 לחוק למניעת אלימות במשפחה, התשנ"א–1991, מסמיך את בית המשפט להאריך את תוקפו של צו הגנה מפעם לפעם, ובלבד שהתקופה הכוללת לא תעלה על שישה חודשים. ההארכה המבוקשת מצויה אפוא בגדרי סמכותו של בית המשפט הנכבד, ואין היא טעונה נימוקים מיוחדים.</w:t>
+        <w:t xml:space="preserve">המבקשת עותרת להארכת תוקף הצו בשלושה חודשים נוספים, להבטחת שלומה וביטחונה ושל הקטינים. סעיף 5 לחוק למניעת אלימות במשפחה, התשנ"א–1991, מסמיך את בית המשפט להאריך את תוקפו של צו הגנה מפעם לפעם, ומנימוקים מיוחדים שיפורטו בהחלטה רשאי בית המשפט להאריכו לתקופה כוללת שלא תעלה על שנה אחת. ההארכה המבוקשת מצויה אפוא בגדרי סמכותו של בית המשפט הנכבד, והנימוקים המיוחדים המצדיקים אותה מפורטים להלן.</w:t>
       </w:r>
     </w:p>
     <w:p>
@@ -353,7 +353,7 @@
           <w:szCs w:val="24"/>
           <w:rtl/>
         </w:rPr>
-        <w:t xml:space="preserve">אין בהארכת הצו כדי למנוע קשר בין המשיב לקטינים. המבקשת מאפשרת את קיום המפגשים בתיאום עם גורמי הרווחה ומרכז הקשר "פל"א", בהתאם למתווה שעוגן בפרוטוקול הדיון מיום 12.3.2026 (מצ"ב כנספח ב'). עד כה התקיימו ארבעה מפגשים בלבד; מפגש אחד בוטל על ידי המשיב ומפגש נוסף בוטל על ידי המבקשת. אין בכך כדי לגרוע מנכונות המבקשת להמשיך ולקיים את המתווה שנקבע.</w:t>
+        <w:t xml:space="preserve">אין בהארכת הצו כדי למנוע קשר בין המשיב לקטינים. המבקשת מאפשרת את קיום המפגשים בתיאום עם גורמי הרווחה ומרכז הקשר "פל"א", בהתאם למתווה שעוגן בדיון מיום 12.3.2026. המפגשים החלו כסדרם, ואולם בהמשך ביטל המשיב שישה מפגשים עם הקטינים, בלא שנתן הסבר או נימוק כלשהו. אין בכך כדי לגרוע מנכונות המבקשת להוסיף ולקיים את המתווה שנקבע.</w:t>
       </w:r>
     </w:p>
     <w:p>
@@ -399,13 +399,18 @@
           <w:szCs w:val="24"/>
           <w:rtl/>
         </w:rPr>
-        <w:t xml:space="preserve">אשר על כן, מתבקש בית המשפט הנכבד להאריך את תוקף הצו כמבוקש; להורות כי יוותר על כנו עד להכרעה בבקשה; וכי כל יתר התנאים המגבילים שנקבעו בצו המקורי — לרבות האיסורים על הטרדה, בילוש ומעקב — יוסיפו לחול כלשונם לאורך תקופת ההארכה.</w:t>
-      </w:r>
-    </w:p>
-    <w:p>
-      <w:pPr>
-        <w:bidi/>
-        <w:spacing w:after="140" w:before="100" w:line="360" w:lineRule="auto"/>
+        <w:t xml:space="preserve">אשר על כן, מתבקש בית המשפט הנכבד להאריך את תוקף הצו כמבוקש; להורות כי יוותר על כנו עד להכרעה בבקשה; וכי כל יתר התנאים המגבילים שנקבעו בצו המקורי, לרבות האיסורים על הטרדה, בילוש ומעקב, יוסיפו לחול כלשונם לאורך תקופת ההארכה; וכן להורות למשיב לקיים את המפגשים עם הקטינים במרכז הקשר כסדרם ולהודיע מראש ובצירוף נימוק על כל היעדרות, ולהורות למרכז הקשר להגיש דיווח על המפגשים שהתקיימו ועל אלה שבוטלו.</w:t>
+      </w:r>
+    </w:p>
+    <w:p>
+      <w:pPr>
+        <w:pStyle w:val="ListParagraph"/>
+        <w:numPr>
+          <w:ilvl w:val="0"/>
+          <w:numId w:val="2"/>
+        </w:numPr>
+        <w:bidi/>
+        <w:spacing w:after="120" w:before="0" w:line="360" w:lineRule="auto"/>
         <w:jc w:val="both"/>
       </w:pPr>
       <w:r>
@@ -423,7 +428,7 @@
     <w:p>
       <w:pPr>
         <w:bidi/>
-        <w:spacing w:after="120" w:before="0" w:line="360" w:lineRule="auto"/>
+        <w:spacing w:after="120" w:before="180" w:line="360" w:lineRule="auto"/>
         <w:jc w:val="start"/>
       </w:pPr>
       <w:r>
